--- a/docs/dokumen-aplikasi/panduan-pengguna-guru.docx
+++ b/docs/dokumen-aplikasi/panduan-pengguna-guru.docx
@@ -1,6 +1,6 @@
 
 <file path=word/document.xml><?xml version="1.0" encoding="utf-8"?>
-<w:document xmlns:o="urn:schemas-microsoft-com:office:office" xmlns:r="http://schemas.openxmlformats.org/officeDocument/2006/relationships" xmlns:v="urn:schemas-microsoft-com:vml" xmlns:w="http://schemas.openxmlformats.org/wordprocessingml/2006/main" xmlns:w10="urn:schemas-microsoft-com:office:word" xmlns:wp="http://schemas.openxmlformats.org/drawingml/2006/wordprocessingDrawing" xmlns:wps="http://schemas.microsoft.com/office/word/2010/wordprocessingShape" xmlns:wpg="http://schemas.microsoft.com/office/word/2010/wordprocessingGroup" xmlns:mc="http://schemas.openxmlformats.org/markup-compatibility/2006" xmlns:wp14="http://schemas.microsoft.com/office/word/2010/wordprocessingDrawing" xmlns:w14="http://schemas.microsoft.com/office/word/2010/wordml" xmlns:w15="http://schemas.microsoft.com/office/word/2012/wordml" mc:Ignorable="w14 wp14 w15">
+<w:document xmlns:o="urn:schemas-microsoft-com:office:office" xmlns:r="http://schemas.openxmlformats.org/officeDocument/2006/relationships" xmlns:v="urn:schemas-microsoft-com:vml" xmlns:w="http://schemas.openxmlformats.org/wordprocessingml/2006/main" xmlns:w10="urn:schemas-microsoft-com:office:word" xmlns:wp="http://schemas.openxmlformats.org/drawingml/2006/wordprocessingDrawing" xmlns:pic="http://schemas.openxmlformats.org/drawingml/2006/picture" xmlns:wps="http://schemas.microsoft.com/office/word/2010/wordprocessingShape" xmlns:wpg="http://schemas.microsoft.com/office/word/2010/wordprocessingGroup" xmlns:mc="http://schemas.openxmlformats.org/markup-compatibility/2006" xmlns:wp14="http://schemas.microsoft.com/office/word/2010/wordprocessingDrawing" xmlns:w14="http://schemas.microsoft.com/office/word/2010/wordml" xmlns:w15="http://schemas.microsoft.com/office/word/2012/wordml" mc:Ignorable="w14 wp14 w15">
   <w:body>
     <w:p>
       <w:pPr>
@@ -52,6 +52,7 @@
                     <a:prstGeom prst="rect">
                       <a:avLst/>
                     </a:prstGeom>
+                    <a:noFill/>
                   </pic:spPr>
                 </pic:pic>
               </a:graphicData>
@@ -185,7 +186,7 @@
                 <w:color w:val="222222"/>
                 <w:sz w:val="22"/>
               </w:rPr>
-              <w:t>0.2</w:t>
+              <w:t>0.3</w:t>
             </w:r>
           </w:p>
         </w:tc>
@@ -320,7 +321,7 @@
                 <w:color w:val="222222"/>
                 <w:sz w:val="22"/>
               </w:rPr>
-              <w:t>commit aefc719</w:t>
+              <w:t>commit 1a0e6b1e</w:t>
             </w:r>
           </w:p>
         </w:tc>
@@ -365,7 +366,7 @@
                 <w:color w:val="222222"/>
                 <w:sz w:val="22"/>
               </w:rPr>
-              <w:t>Agen OpenHands; audit dan koreksi: Claude</w:t>
+              <w:t>Agen OpenHands</w:t>
             </w:r>
           </w:p>
         </w:tc>
@@ -473,7 +474,7 @@
             </w:rPr>
             <w:fldChar w:fldCharType="separate"/>
           </w:r>
-          <w:hyperlink w:anchor="__RefHeading___Toc1060_57027627">
+          <w:hyperlink w:anchor="__RefHeading___Toc1104_3962631690">
             <w:r>
               <w:rPr>
                 <w:webHidden/>
@@ -494,7 +495,7 @@
             </w:tabs>
             <w:rPr/>
           </w:pPr>
-          <w:hyperlink w:anchor="__RefHeading___Toc1062_57027627">
+          <w:hyperlink w:anchor="__RefHeading___Toc1106_3962631690">
             <w:r>
               <w:rPr>
                 <w:webHidden/>
@@ -515,7 +516,7 @@
             </w:tabs>
             <w:rPr/>
           </w:pPr>
-          <w:hyperlink w:anchor="__RefHeading___Toc1064_57027627">
+          <w:hyperlink w:anchor="__RefHeading___Toc1108_3962631690">
             <w:r>
               <w:rPr>
                 <w:webHidden/>
@@ -536,7 +537,7 @@
             </w:tabs>
             <w:rPr/>
           </w:pPr>
-          <w:hyperlink w:anchor="__RefHeading___Toc1066_57027627">
+          <w:hyperlink w:anchor="__RefHeading___Toc1110_3962631690">
             <w:r>
               <w:rPr>
                 <w:webHidden/>
@@ -557,7 +558,7 @@
             </w:tabs>
             <w:rPr/>
           </w:pPr>
-          <w:hyperlink w:anchor="__RefHeading___Toc1068_57027627">
+          <w:hyperlink w:anchor="__RefHeading___Toc1112_3962631690">
             <w:r>
               <w:rPr>
                 <w:webHidden/>
@@ -578,7 +579,7 @@
             </w:tabs>
             <w:rPr/>
           </w:pPr>
-          <w:hyperlink w:anchor="__RefHeading___Toc1070_57027627">
+          <w:hyperlink w:anchor="__RefHeading___Toc1114_3962631690">
             <w:r>
               <w:rPr>
                 <w:webHidden/>
@@ -599,7 +600,7 @@
             </w:tabs>
             <w:rPr/>
           </w:pPr>
-          <w:hyperlink w:anchor="__RefHeading___Toc1072_57027627">
+          <w:hyperlink w:anchor="__RefHeading___Toc1116_3962631690">
             <w:r>
               <w:rPr>
                 <w:webHidden/>
@@ -620,7 +621,7 @@
             </w:tabs>
             <w:rPr/>
           </w:pPr>
-          <w:hyperlink w:anchor="__RefHeading___Toc1074_57027627">
+          <w:hyperlink w:anchor="__RefHeading___Toc1118_3962631690">
             <w:r>
               <w:rPr>
                 <w:webHidden/>
@@ -641,7 +642,7 @@
             </w:tabs>
             <w:rPr/>
           </w:pPr>
-          <w:hyperlink w:anchor="__RefHeading___Toc1076_57027627">
+          <w:hyperlink w:anchor="__RefHeading___Toc1120_3962631690">
             <w:r>
               <w:rPr>
                 <w:webHidden/>
@@ -649,7 +650,7 @@
               </w:rPr>
               <w:t>Menulis catatan perilaku</w:t>
               <w:tab/>
-              <w:t>5</w:t>
+              <w:t>6</w:t>
             </w:r>
           </w:hyperlink>
         </w:p>
@@ -662,7 +663,7 @@
             </w:tabs>
             <w:rPr/>
           </w:pPr>
-          <w:hyperlink w:anchor="__RefHeading___Toc1078_57027627">
+          <w:hyperlink w:anchor="__RefHeading___Toc1122_3962631690">
             <w:r>
               <w:rPr>
                 <w:webHidden/>
@@ -683,7 +684,7 @@
             </w:tabs>
             <w:rPr/>
           </w:pPr>
-          <w:hyperlink w:anchor="__RefHeading___Toc1080_57027627">
+          <w:hyperlink w:anchor="__RefHeading___Toc1124_3962631690">
             <w:r>
               <w:rPr>
                 <w:webHidden/>
@@ -733,7 +734,7 @@
         <w:spacing w:before="0" w:after="160"/>
         <w:rPr/>
       </w:pPr>
-      <w:bookmarkStart w:id="0" w:name="__RefHeading___Toc1060_57027627"/>
+      <w:bookmarkStart w:id="0" w:name="__RefHeading___Toc1104_3962631690"/>
       <w:bookmarkStart w:id="1" w:name="riwayat-revisi"/>
       <w:bookmarkEnd w:id="0"/>
       <w:r>
@@ -757,11 +758,11 @@
         <w:tblLook w:val="0020" w:noHBand="0" w:noVBand="0" w:firstColumn="0" w:lastRow="0" w:lastColumn="0" w:firstRow="1"/>
       </w:tblPr>
       <w:tblGrid>
-        <w:gridCol w:w="1017"/>
-        <w:gridCol w:w="1093"/>
-        <w:gridCol w:w="1018"/>
-        <w:gridCol w:w="2550"/>
-        <w:gridCol w:w="3392"/>
+        <w:gridCol w:w="1007"/>
+        <w:gridCol w:w="1008"/>
+        <w:gridCol w:w="2019"/>
+        <w:gridCol w:w="2161"/>
+        <w:gridCol w:w="2875"/>
       </w:tblGrid>
       <w:tr>
         <w:trPr>
@@ -770,7 +771,7 @@
         </w:trPr>
         <w:tc>
           <w:tcPr>
-            <w:tcW w:w="1017" w:type="dxa"/>
+            <w:tcW w:w="1007" w:type="dxa"/>
             <w:tcBorders>
               <w:top w:val="single" w:sz="4" w:space="0" w:color="C9CED3"/>
               <w:left w:val="single" w:sz="4" w:space="0" w:color="C9CED3"/>
@@ -808,7 +809,7 @@
         </w:tc>
         <w:tc>
           <w:tcPr>
-            <w:tcW w:w="1093" w:type="dxa"/>
+            <w:tcW w:w="1008" w:type="dxa"/>
             <w:tcBorders>
               <w:top w:val="single" w:sz="4" w:space="0" w:color="C9CED3"/>
               <w:left w:val="single" w:sz="4" w:space="0" w:color="C9CED3"/>
@@ -846,7 +847,7 @@
         </w:tc>
         <w:tc>
           <w:tcPr>
-            <w:tcW w:w="1018" w:type="dxa"/>
+            <w:tcW w:w="2019" w:type="dxa"/>
             <w:tcBorders>
               <w:top w:val="single" w:sz="4" w:space="0" w:color="C9CED3"/>
               <w:left w:val="single" w:sz="4" w:space="0" w:color="C9CED3"/>
@@ -884,7 +885,7 @@
         </w:tc>
         <w:tc>
           <w:tcPr>
-            <w:tcW w:w="2550" w:type="dxa"/>
+            <w:tcW w:w="2161" w:type="dxa"/>
             <w:tcBorders>
               <w:top w:val="single" w:sz="4" w:space="0" w:color="C9CED3"/>
               <w:left w:val="single" w:sz="4" w:space="0" w:color="C9CED3"/>
@@ -922,7 +923,7 @@
         </w:tc>
         <w:tc>
           <w:tcPr>
-            <w:tcW w:w="3392" w:type="dxa"/>
+            <w:tcW w:w="2875" w:type="dxa"/>
             <w:tcBorders>
               <w:top w:val="single" w:sz="4" w:space="0" w:color="C9CED3"/>
               <w:left w:val="single" w:sz="4" w:space="0" w:color="C9CED3"/>
@@ -965,7 +966,7 @@
         </w:trPr>
         <w:tc>
           <w:tcPr>
-            <w:tcW w:w="1017" w:type="dxa"/>
+            <w:tcW w:w="1007" w:type="dxa"/>
             <w:tcBorders>
               <w:top w:val="single" w:sz="4" w:space="0" w:color="C9CED3"/>
               <w:left w:val="single" w:sz="4" w:space="0" w:color="C9CED3"/>
@@ -999,7 +1000,7 @@
         </w:tc>
         <w:tc>
           <w:tcPr>
-            <w:tcW w:w="1093" w:type="dxa"/>
+            <w:tcW w:w="1008" w:type="dxa"/>
             <w:tcBorders>
               <w:top w:val="single" w:sz="4" w:space="0" w:color="C9CED3"/>
               <w:left w:val="single" w:sz="4" w:space="0" w:color="C9CED3"/>
@@ -1033,7 +1034,7 @@
         </w:tc>
         <w:tc>
           <w:tcPr>
-            <w:tcW w:w="1018" w:type="dxa"/>
+            <w:tcW w:w="2019" w:type="dxa"/>
             <w:tcBorders>
               <w:top w:val="single" w:sz="4" w:space="0" w:color="C9CED3"/>
               <w:left w:val="single" w:sz="4" w:space="0" w:color="C9CED3"/>
@@ -1077,7 +1078,7 @@
         </w:tc>
         <w:tc>
           <w:tcPr>
-            <w:tcW w:w="2550" w:type="dxa"/>
+            <w:tcW w:w="2161" w:type="dxa"/>
             <w:tcBorders>
               <w:top w:val="single" w:sz="4" w:space="0" w:color="C9CED3"/>
               <w:left w:val="single" w:sz="4" w:space="0" w:color="C9CED3"/>
@@ -1113,7 +1114,7 @@
         </w:tc>
         <w:tc>
           <w:tcPr>
-            <w:tcW w:w="3392" w:type="dxa"/>
+            <w:tcW w:w="2875" w:type="dxa"/>
             <w:tcBorders>
               <w:top w:val="single" w:sz="4" w:space="0" w:color="C9CED3"/>
               <w:left w:val="single" w:sz="4" w:space="0" w:color="C9CED3"/>
@@ -1152,7 +1153,7 @@
         </w:trPr>
         <w:tc>
           <w:tcPr>
-            <w:tcW w:w="1017" w:type="dxa"/>
+            <w:tcW w:w="1007" w:type="dxa"/>
             <w:tcBorders>
               <w:top w:val="single" w:sz="4" w:space="0" w:color="C9CED3"/>
               <w:left w:val="single" w:sz="4" w:space="0" w:color="C9CED3"/>
@@ -1186,7 +1187,7 @@
         </w:tc>
         <w:tc>
           <w:tcPr>
-            <w:tcW w:w="1093" w:type="dxa"/>
+            <w:tcW w:w="1008" w:type="dxa"/>
             <w:tcBorders>
               <w:top w:val="single" w:sz="4" w:space="0" w:color="C9CED3"/>
               <w:left w:val="single" w:sz="4" w:space="0" w:color="C9CED3"/>
@@ -1220,7 +1221,7 @@
         </w:tc>
         <w:tc>
           <w:tcPr>
-            <w:tcW w:w="1018" w:type="dxa"/>
+            <w:tcW w:w="2019" w:type="dxa"/>
             <w:tcBorders>
               <w:top w:val="single" w:sz="4" w:space="0" w:color="C9CED3"/>
               <w:left w:val="single" w:sz="4" w:space="0" w:color="C9CED3"/>
@@ -1264,7 +1265,7 @@
         </w:tc>
         <w:tc>
           <w:tcPr>
-            <w:tcW w:w="2550" w:type="dxa"/>
+            <w:tcW w:w="2161" w:type="dxa"/>
             <w:tcBorders>
               <w:top w:val="single" w:sz="4" w:space="0" w:color="C9CED3"/>
               <w:left w:val="single" w:sz="4" w:space="0" w:color="C9CED3"/>
@@ -1300,7 +1301,7 @@
         </w:tc>
         <w:tc>
           <w:tcPr>
-            <w:tcW w:w="3392" w:type="dxa"/>
+            <w:tcW w:w="2875" w:type="dxa"/>
             <w:tcBorders>
               <w:top w:val="single" w:sz="4" w:space="0" w:color="C9CED3"/>
               <w:left w:val="single" w:sz="4" w:space="0" w:color="C9CED3"/>
@@ -1333,6 +1334,236 @@
           </w:p>
         </w:tc>
       </w:tr>
+      <w:tr>
+        <w:trPr>
+          <w:cantSplit w:val="true"/>
+        </w:trPr>
+        <w:tc>
+          <w:tcPr>
+            <w:tcW w:w="1007" w:type="dxa"/>
+            <w:tcBorders>
+              <w:top w:val="single" w:sz="4" w:space="0" w:color="C9CED3"/>
+              <w:left w:val="single" w:sz="4" w:space="0" w:color="C9CED3"/>
+              <w:bottom w:val="single" w:sz="4" w:space="0" w:color="C9CED3"/>
+              <w:right w:val="single" w:sz="4" w:space="0" w:color="C9CED3"/>
+            </w:tcBorders>
+          </w:tcPr>
+          <w:p>
+            <w:pPr>
+              <w:pStyle w:val="Compact"/>
+              <w:widowControl/>
+              <w:spacing w:before="20" w:after="20"/>
+              <w:jc w:val="left"/>
+              <w:rPr>
+                <w:kern w:val="0"/>
+                <w:szCs w:val="24"/>
+                <w:lang w:val="en-US" w:eastAsia="en-US" w:bidi="ar-SA"/>
+              </w:rPr>
+            </w:pPr>
+            <w:r>
+              <w:rPr>
+                <w:kern w:val="0"/>
+                <w:sz w:val="19"/>
+                <w:szCs w:val="24"/>
+                <w:lang w:val="en-US" w:eastAsia="en-US" w:bidi="ar-SA"/>
+              </w:rPr>
+              <w:t>0.3</w:t>
+            </w:r>
+          </w:p>
+        </w:tc>
+        <w:tc>
+          <w:tcPr>
+            <w:tcW w:w="1008" w:type="dxa"/>
+            <w:tcBorders>
+              <w:top w:val="single" w:sz="4" w:space="0" w:color="C9CED3"/>
+              <w:left w:val="single" w:sz="4" w:space="0" w:color="C9CED3"/>
+              <w:bottom w:val="single" w:sz="4" w:space="0" w:color="C9CED3"/>
+              <w:right w:val="single" w:sz="4" w:space="0" w:color="C9CED3"/>
+            </w:tcBorders>
+          </w:tcPr>
+          <w:p>
+            <w:pPr>
+              <w:pStyle w:val="Compact"/>
+              <w:widowControl/>
+              <w:spacing w:before="20" w:after="20"/>
+              <w:jc w:val="left"/>
+              <w:rPr>
+                <w:kern w:val="0"/>
+                <w:szCs w:val="24"/>
+                <w:lang w:val="en-US" w:eastAsia="en-US" w:bidi="ar-SA"/>
+              </w:rPr>
+            </w:pPr>
+            <w:r>
+              <w:rPr>
+                <w:kern w:val="0"/>
+                <w:sz w:val="19"/>
+                <w:szCs w:val="24"/>
+                <w:lang w:val="en-US" w:eastAsia="en-US" w:bidi="ar-SA"/>
+              </w:rPr>
+              <w:t>29 September 2026</w:t>
+            </w:r>
+          </w:p>
+        </w:tc>
+        <w:tc>
+          <w:tcPr>
+            <w:tcW w:w="2019" w:type="dxa"/>
+            <w:tcBorders>
+              <w:top w:val="single" w:sz="4" w:space="0" w:color="C9CED3"/>
+              <w:left w:val="single" w:sz="4" w:space="0" w:color="C9CED3"/>
+              <w:bottom w:val="single" w:sz="4" w:space="0" w:color="C9CED3"/>
+              <w:right w:val="single" w:sz="4" w:space="0" w:color="C9CED3"/>
+            </w:tcBorders>
+          </w:tcPr>
+          <w:p>
+            <w:pPr>
+              <w:pStyle w:val="Compact"/>
+              <w:widowControl/>
+              <w:spacing w:before="20" w:after="20"/>
+              <w:jc w:val="left"/>
+              <w:rPr>
+                <w:kern w:val="0"/>
+                <w:szCs w:val="24"/>
+                <w:lang w:val="en-US" w:eastAsia="en-US" w:bidi="ar-SA"/>
+              </w:rPr>
+            </w:pPr>
+            <w:r>
+              <w:rPr>
+                <w:kern w:val="0"/>
+                <w:sz w:val="19"/>
+                <w:szCs w:val="24"/>
+                <w:lang w:val="en-US" w:eastAsia="en-US" w:bidi="ar-SA"/>
+              </w:rPr>
+              <w:t xml:space="preserve">commit </w:t>
+            </w:r>
+            <w:r>
+              <w:rPr>
+                <w:rStyle w:val="VerbatimChar"/>
+                <w:kern w:val="0"/>
+                <w:sz w:val="19"/>
+                <w:szCs w:val="24"/>
+                <w:lang w:val="en-US" w:eastAsia="en-US" w:bidi="ar-SA"/>
+              </w:rPr>
+              <w:t>1a0e6b1e</w:t>
+            </w:r>
+            <w:r>
+              <w:rPr>
+                <w:kern w:val="0"/>
+                <w:sz w:val="19"/>
+                <w:szCs w:val="24"/>
+                <w:lang w:val="en-US" w:eastAsia="en-US" w:bidi="ar-SA"/>
+              </w:rPr>
+              <w:t xml:space="preserve"> (kode identik dengan </w:t>
+            </w:r>
+            <w:r>
+              <w:rPr>
+                <w:rStyle w:val="VerbatimChar"/>
+                <w:kern w:val="0"/>
+                <w:sz w:val="19"/>
+                <w:szCs w:val="24"/>
+                <w:lang w:val="en-US" w:eastAsia="en-US" w:bidi="ar-SA"/>
+              </w:rPr>
+              <w:t>aefc719</w:t>
+            </w:r>
+            <w:r>
+              <w:rPr>
+                <w:kern w:val="0"/>
+                <w:sz w:val="19"/>
+                <w:szCs w:val="24"/>
+                <w:lang w:val="en-US" w:eastAsia="en-US" w:bidi="ar-SA"/>
+              </w:rPr>
+              <w:t>)</w:t>
+            </w:r>
+          </w:p>
+        </w:tc>
+        <w:tc>
+          <w:tcPr>
+            <w:tcW w:w="2161" w:type="dxa"/>
+            <w:tcBorders>
+              <w:top w:val="single" w:sz="4" w:space="0" w:color="C9CED3"/>
+              <w:left w:val="single" w:sz="4" w:space="0" w:color="C9CED3"/>
+              <w:bottom w:val="single" w:sz="4" w:space="0" w:color="C9CED3"/>
+              <w:right w:val="single" w:sz="4" w:space="0" w:color="C9CED3"/>
+            </w:tcBorders>
+          </w:tcPr>
+          <w:p>
+            <w:pPr>
+              <w:pStyle w:val="Compact"/>
+              <w:widowControl/>
+              <w:spacing w:before="20" w:after="20"/>
+              <w:jc w:val="left"/>
+              <w:rPr>
+                <w:kern w:val="0"/>
+                <w:szCs w:val="24"/>
+                <w:lang w:val="en-US" w:eastAsia="en-US" w:bidi="ar-SA"/>
+              </w:rPr>
+            </w:pPr>
+            <w:r>
+              <w:rPr>
+                <w:b/>
+                <w:bCs/>
+                <w:kern w:val="0"/>
+                <w:sz w:val="19"/>
+                <w:szCs w:val="24"/>
+                <w:lang w:val="en-US" w:eastAsia="en-US" w:bidi="ar-SA"/>
+              </w:rPr>
+              <w:t>T2</w:t>
+            </w:r>
+          </w:p>
+        </w:tc>
+        <w:tc>
+          <w:tcPr>
+            <w:tcW w:w="2875" w:type="dxa"/>
+            <w:tcBorders>
+              <w:top w:val="single" w:sz="4" w:space="0" w:color="C9CED3"/>
+              <w:left w:val="single" w:sz="4" w:space="0" w:color="C9CED3"/>
+              <w:bottom w:val="single" w:sz="4" w:space="0" w:color="C9CED3"/>
+              <w:right w:val="single" w:sz="4" w:space="0" w:color="C9CED3"/>
+            </w:tcBorders>
+          </w:tcPr>
+          <w:p>
+            <w:pPr>
+              <w:pStyle w:val="Compact"/>
+              <w:widowControl/>
+              <w:spacing w:before="20" w:after="20"/>
+              <w:jc w:val="left"/>
+              <w:rPr>
+                <w:kern w:val="0"/>
+                <w:szCs w:val="24"/>
+                <w:lang w:val="en-US" w:eastAsia="en-US" w:bidi="ar-SA"/>
+              </w:rPr>
+            </w:pPr>
+            <w:r>
+              <w:rPr>
+                <w:kern w:val="0"/>
+                <w:sz w:val="19"/>
+                <w:szCs w:val="24"/>
+                <w:lang w:val="en-US" w:eastAsia="en-US" w:bidi="ar-SA"/>
+              </w:rPr>
+              <w:t xml:space="preserve">Nama butir menu </w:t>
+            </w:r>
+            <w:r>
+              <w:rPr>
+                <w:b/>
+                <w:bCs/>
+                <w:kern w:val="0"/>
+                <w:sz w:val="19"/>
+                <w:szCs w:val="24"/>
+                <w:lang w:val="en-US" w:eastAsia="en-US" w:bidi="ar-SA"/>
+              </w:rPr>
+              <w:t>Mengajar</w:t>
+            </w:r>
+            <w:r>
+              <w:rPr>
+                <w:kern w:val="0"/>
+                <w:sz w:val="19"/>
+                <w:szCs w:val="24"/>
+                <w:lang w:val="en-US" w:eastAsia="en-US" w:bidi="ar-SA"/>
+              </w:rPr>
+              <w:t xml:space="preserve"> ditulis persis seperti layar ("Siswa") supaya tidak terbaca sebagai prosa. Isi kartu tidak berubah</w:t>
+            </w:r>
+          </w:p>
+        </w:tc>
+      </w:tr>
     </w:tbl>
     <w:p>
       <w:pPr>
@@ -1357,7 +1588,7 @@
         <w:pStyle w:val="Heading1"/>
         <w:rPr/>
       </w:pPr>
-      <w:bookmarkStart w:id="2" w:name="__RefHeading___Toc1062_57027627"/>
+      <w:bookmarkStart w:id="2" w:name="__RefHeading___Toc1106_3962631690"/>
       <w:bookmarkEnd w:id="2"/>
       <w:r>
         <w:rPr/>
@@ -1442,7 +1673,7 @@
         <w:pStyle w:val="Heading2"/>
         <w:rPr/>
       </w:pPr>
-      <w:bookmarkStart w:id="3" w:name="__RefHeading___Toc1064_57027627"/>
+      <w:bookmarkStart w:id="3" w:name="__RefHeading___Toc1108_3962631690"/>
       <w:bookmarkStart w:id="4" w:name="X4b372f76ff1d861b22850664c001be9c6834950"/>
       <w:bookmarkEnd w:id="3"/>
       <w:r>
@@ -1490,7 +1721,7 @@
       </w:r>
       <w:r>
         <w:rPr/>
-        <w:t xml:space="preserve"> (Tahfidz, Kelas Saya, Siswa, Absensi, Mutabaah Yaumiyah, Portfolio Siswa) dan, bila Anda ditunjuk wali kelas sebuah kelas pada tahun ajaran berjalan, kelompok tambahan </w:t>
+        <w:t xml:space="preserve"> ("Tahfidz", "Kelas Saya", "Siswa", "Absensi", "Mutabaah Yaumiyah", "Portfolio Siswa") dan, bila Anda ditunjuk wali kelas sebuah kelas pada tahun ajaran berjalan, kelompok tambahan </w:t>
       </w:r>
       <w:r>
         <w:rPr>
@@ -1510,7 +1741,7 @@
         <w:pStyle w:val="Heading2"/>
         <w:rPr/>
       </w:pPr>
-      <w:bookmarkStart w:id="5" w:name="__RefHeading___Toc1066_57027627"/>
+      <w:bookmarkStart w:id="5" w:name="__RefHeading___Toc1110_3962631690"/>
       <w:bookmarkStart w:id="6" w:name="X58fd7a9a0eff0c7300d3153f55972c2f3651639"/>
       <w:bookmarkEnd w:id="5"/>
       <w:r>
@@ -1603,7 +1834,7 @@
         <w:pStyle w:val="Heading2"/>
         <w:rPr/>
       </w:pPr>
-      <w:bookmarkStart w:id="8" w:name="__RefHeading___Toc1068_57027627"/>
+      <w:bookmarkStart w:id="8" w:name="__RefHeading___Toc1112_3962631690"/>
       <w:bookmarkEnd w:id="8"/>
       <w:r>
         <w:rPr/>
@@ -2185,7 +2416,7 @@
         <w:pStyle w:val="Heading1"/>
         <w:rPr/>
       </w:pPr>
-      <w:bookmarkStart w:id="11" w:name="__RefHeading___Toc1070_57027627"/>
+      <w:bookmarkStart w:id="11" w:name="__RefHeading___Toc1114_3962631690"/>
       <w:bookmarkEnd w:id="11"/>
       <w:r>
         <w:rPr/>
@@ -2197,7 +2428,7 @@
         <w:pStyle w:val="Heading2"/>
         <w:rPr/>
       </w:pPr>
-      <w:bookmarkStart w:id="12" w:name="__RefHeading___Toc1072_57027627"/>
+      <w:bookmarkStart w:id="12" w:name="__RefHeading___Toc1116_3962631690"/>
       <w:bookmarkStart w:id="13" w:name="mencatat-absensi-harian"/>
       <w:bookmarkEnd w:id="12"/>
       <w:r>
@@ -3176,7 +3407,7 @@
         <w:pStyle w:val="Heading2"/>
         <w:rPr/>
       </w:pPr>
-      <w:bookmarkStart w:id="14" w:name="__RefHeading___Toc1074_57027627"/>
+      <w:bookmarkStart w:id="14" w:name="__RefHeading___Toc1118_3962631690"/>
       <w:bookmarkStart w:id="15" w:name="menindaklanjuti-alpa"/>
       <w:bookmarkEnd w:id="14"/>
       <w:r>
@@ -4024,7 +4255,7 @@
         <w:pStyle w:val="Heading2"/>
         <w:rPr/>
       </w:pPr>
-      <w:bookmarkStart w:id="16" w:name="__RefHeading___Toc1076_57027627"/>
+      <w:bookmarkStart w:id="16" w:name="__RefHeading___Toc1120_3962631690"/>
       <w:bookmarkStart w:id="17" w:name="menulis-catatan-perilaku"/>
       <w:bookmarkEnd w:id="16"/>
       <w:r>
@@ -4646,7 +4877,7 @@
         <w:pStyle w:val="Heading2"/>
         <w:rPr/>
       </w:pPr>
-      <w:bookmarkStart w:id="18" w:name="__RefHeading___Toc1078_57027627"/>
+      <w:bookmarkStart w:id="18" w:name="__RefHeading___Toc1122_3962631690"/>
       <w:bookmarkStart w:id="19" w:name="memutuskan-izin-santri-harian"/>
       <w:bookmarkEnd w:id="18"/>
       <w:r>
@@ -5347,7 +5578,7 @@
         <w:pStyle w:val="Heading1"/>
         <w:rPr/>
       </w:pPr>
-      <w:bookmarkStart w:id="20" w:name="__RefHeading___Toc1080_57027627"/>
+      <w:bookmarkStart w:id="20" w:name="__RefHeading___Toc1124_3962631690"/>
       <w:bookmarkStart w:id="21" w:name="Xf3e1e95c306ad50c8f458e2e052da23b31da349"/>
       <w:bookmarkEnd w:id="20"/>
       <w:r>
@@ -5462,7 +5693,7 @@
 </file>
 
 <file path=word/footer1.xml><?xml version="1.0" encoding="utf-8"?>
-<w:ftr xmlns:o="urn:schemas-microsoft-com:office:office" xmlns:r="http://schemas.openxmlformats.org/officeDocument/2006/relationships" xmlns:v="urn:schemas-microsoft-com:vml" xmlns:w="http://schemas.openxmlformats.org/wordprocessingml/2006/main" xmlns:w10="urn:schemas-microsoft-com:office:word" xmlns:wp="http://schemas.openxmlformats.org/drawingml/2006/wordprocessingDrawing" xmlns:wps="http://schemas.microsoft.com/office/word/2010/wordprocessingShape" xmlns:wpg="http://schemas.microsoft.com/office/word/2010/wordprocessingGroup" xmlns:mc="http://schemas.openxmlformats.org/markup-compatibility/2006" xmlns:wp14="http://schemas.microsoft.com/office/word/2010/wordprocessingDrawing" xmlns:w14="http://schemas.microsoft.com/office/word/2010/wordml" xmlns:w15="http://schemas.microsoft.com/office/word/2012/wordml" mc:Ignorable="w14 wp14 w15">
+<w:ftr xmlns:o="urn:schemas-microsoft-com:office:office" xmlns:r="http://schemas.openxmlformats.org/officeDocument/2006/relationships" xmlns:v="urn:schemas-microsoft-com:vml" xmlns:w="http://schemas.openxmlformats.org/wordprocessingml/2006/main" xmlns:w10="urn:schemas-microsoft-com:office:word" xmlns:wp="http://schemas.openxmlformats.org/drawingml/2006/wordprocessingDrawing" xmlns:pic="http://schemas.openxmlformats.org/drawingml/2006/picture" xmlns:wps="http://schemas.microsoft.com/office/word/2010/wordprocessingShape" xmlns:wpg="http://schemas.microsoft.com/office/word/2010/wordprocessingGroup" xmlns:mc="http://schemas.openxmlformats.org/markup-compatibility/2006" xmlns:wp14="http://schemas.microsoft.com/office/word/2010/wordprocessingDrawing" xmlns:w14="http://schemas.microsoft.com/office/word/2010/wordml" xmlns:w15="http://schemas.microsoft.com/office/word/2012/wordml" mc:Ignorable="w14 wp14 w15">
   <w:p>
     <w:pPr>
       <w:pStyle w:val="Footer"/>
@@ -5477,7 +5708,7 @@
 </file>
 
 <file path=word/footer2.xml><?xml version="1.0" encoding="utf-8"?>
-<w:ftr xmlns:o="urn:schemas-microsoft-com:office:office" xmlns:r="http://schemas.openxmlformats.org/officeDocument/2006/relationships" xmlns:v="urn:schemas-microsoft-com:vml" xmlns:w="http://schemas.openxmlformats.org/wordprocessingml/2006/main" xmlns:w10="urn:schemas-microsoft-com:office:word" xmlns:wp="http://schemas.openxmlformats.org/drawingml/2006/wordprocessingDrawing" xmlns:wps="http://schemas.microsoft.com/office/word/2010/wordprocessingShape" xmlns:wpg="http://schemas.microsoft.com/office/word/2010/wordprocessingGroup" xmlns:mc="http://schemas.openxmlformats.org/markup-compatibility/2006" xmlns:wp14="http://schemas.microsoft.com/office/word/2010/wordprocessingDrawing" xmlns:w14="http://schemas.microsoft.com/office/word/2010/wordml" xmlns:w15="http://schemas.microsoft.com/office/word/2012/wordml" mc:Ignorable="w14 wp14 w15">
+<w:ftr xmlns:o="urn:schemas-microsoft-com:office:office" xmlns:r="http://schemas.openxmlformats.org/officeDocument/2006/relationships" xmlns:v="urn:schemas-microsoft-com:vml" xmlns:w="http://schemas.openxmlformats.org/wordprocessingml/2006/main" xmlns:w10="urn:schemas-microsoft-com:office:word" xmlns:wp="http://schemas.openxmlformats.org/drawingml/2006/wordprocessingDrawing" xmlns:pic="http://schemas.openxmlformats.org/drawingml/2006/picture" xmlns:wps="http://schemas.microsoft.com/office/word/2010/wordprocessingShape" xmlns:wpg="http://schemas.microsoft.com/office/word/2010/wordprocessingGroup" xmlns:mc="http://schemas.openxmlformats.org/markup-compatibility/2006" xmlns:wp14="http://schemas.microsoft.com/office/word/2010/wordprocessingDrawing" xmlns:w14="http://schemas.microsoft.com/office/word/2010/wordml" xmlns:w15="http://schemas.microsoft.com/office/word/2012/wordml" mc:Ignorable="w14 wp14 w15">
   <w:p>
     <w:pPr>
       <w:pStyle w:val="Footer"/>
@@ -5490,7 +5721,7 @@
         <w:color w:val="777777"/>
         <w:sz w:val="17"/>
       </w:rPr>
-      <w:t xml:space="preserve">Yayasan Pesantren Cipansor · v0.2 · Halaman </w:t>
+      <w:t xml:space="preserve">Yayasan Pesantren Cipansor · v0.3 · Halaman </w:t>
     </w:r>
     <w:r>
       <w:rPr>
@@ -5574,7 +5805,7 @@
 </file>
 
 <file path=word/footer3.xml><?xml version="1.0" encoding="utf-8"?>
-<w:ftr xmlns:o="urn:schemas-microsoft-com:office:office" xmlns:r="http://schemas.openxmlformats.org/officeDocument/2006/relationships" xmlns:v="urn:schemas-microsoft-com:vml" xmlns:w="http://schemas.openxmlformats.org/wordprocessingml/2006/main" xmlns:w10="urn:schemas-microsoft-com:office:word" xmlns:wp="http://schemas.openxmlformats.org/drawingml/2006/wordprocessingDrawing" xmlns:wps="http://schemas.microsoft.com/office/word/2010/wordprocessingShape" xmlns:wpg="http://schemas.microsoft.com/office/word/2010/wordprocessingGroup" xmlns:mc="http://schemas.openxmlformats.org/markup-compatibility/2006" xmlns:wp14="http://schemas.microsoft.com/office/word/2010/wordprocessingDrawing" xmlns:w14="http://schemas.microsoft.com/office/word/2010/wordml" xmlns:w15="http://schemas.microsoft.com/office/word/2012/wordml" mc:Ignorable="w14 wp14 w15">
+<w:ftr xmlns:o="urn:schemas-microsoft-com:office:office" xmlns:r="http://schemas.openxmlformats.org/officeDocument/2006/relationships" xmlns:v="urn:schemas-microsoft-com:vml" xmlns:w="http://schemas.openxmlformats.org/wordprocessingml/2006/main" xmlns:w10="urn:schemas-microsoft-com:office:word" xmlns:wp="http://schemas.openxmlformats.org/drawingml/2006/wordprocessingDrawing" xmlns:pic="http://schemas.openxmlformats.org/drawingml/2006/picture" xmlns:wps="http://schemas.microsoft.com/office/word/2010/wordprocessingShape" xmlns:wpg="http://schemas.microsoft.com/office/word/2010/wordprocessingGroup" xmlns:mc="http://schemas.openxmlformats.org/markup-compatibility/2006" xmlns:wp14="http://schemas.microsoft.com/office/word/2010/wordprocessingDrawing" xmlns:w14="http://schemas.microsoft.com/office/word/2010/wordml" xmlns:w15="http://schemas.microsoft.com/office/word/2012/wordml" mc:Ignorable="w14 wp14 w15">
   <w:p>
     <w:pPr>
       <w:pStyle w:val="Footer"/>
@@ -5589,7 +5820,7 @@
 </file>
 
 <file path=word/header1.xml><?xml version="1.0" encoding="utf-8"?>
-<w:hdr xmlns:o="urn:schemas-microsoft-com:office:office" xmlns:r="http://schemas.openxmlformats.org/officeDocument/2006/relationships" xmlns:v="urn:schemas-microsoft-com:vml" xmlns:w="http://schemas.openxmlformats.org/wordprocessingml/2006/main" xmlns:w10="urn:schemas-microsoft-com:office:word" xmlns:wp="http://schemas.openxmlformats.org/drawingml/2006/wordprocessingDrawing" xmlns:wps="http://schemas.microsoft.com/office/word/2010/wordprocessingShape" xmlns:wpg="http://schemas.microsoft.com/office/word/2010/wordprocessingGroup" xmlns:mc="http://schemas.openxmlformats.org/markup-compatibility/2006" xmlns:wp14="http://schemas.microsoft.com/office/word/2010/wordprocessingDrawing" xmlns:w14="http://schemas.microsoft.com/office/word/2010/wordml" xmlns:w15="http://schemas.microsoft.com/office/word/2012/wordml" mc:Ignorable="w14 wp14 w15">
+<w:hdr xmlns:o="urn:schemas-microsoft-com:office:office" xmlns:r="http://schemas.openxmlformats.org/officeDocument/2006/relationships" xmlns:v="urn:schemas-microsoft-com:vml" xmlns:w="http://schemas.openxmlformats.org/wordprocessingml/2006/main" xmlns:w10="urn:schemas-microsoft-com:office:word" xmlns:wp="http://schemas.openxmlformats.org/drawingml/2006/wordprocessingDrawing" xmlns:pic="http://schemas.openxmlformats.org/drawingml/2006/picture" xmlns:wps="http://schemas.microsoft.com/office/word/2010/wordprocessingShape" xmlns:wpg="http://schemas.microsoft.com/office/word/2010/wordprocessingGroup" xmlns:mc="http://schemas.openxmlformats.org/markup-compatibility/2006" xmlns:wp14="http://schemas.microsoft.com/office/word/2010/wordprocessingDrawing" xmlns:w14="http://schemas.microsoft.com/office/word/2010/wordml" xmlns:w15="http://schemas.microsoft.com/office/word/2012/wordml" mc:Ignorable="w14 wp14 w15">
   <w:p>
     <w:pPr>
       <w:pStyle w:val="Header"/>
@@ -5604,7 +5835,7 @@
 </file>
 
 <file path=word/header2.xml><?xml version="1.0" encoding="utf-8"?>
-<w:hdr xmlns:o="urn:schemas-microsoft-com:office:office" xmlns:r="http://schemas.openxmlformats.org/officeDocument/2006/relationships" xmlns:v="urn:schemas-microsoft-com:vml" xmlns:w="http://schemas.openxmlformats.org/wordprocessingml/2006/main" xmlns:w10="urn:schemas-microsoft-com:office:word" xmlns:wp="http://schemas.openxmlformats.org/drawingml/2006/wordprocessingDrawing" xmlns:wps="http://schemas.microsoft.com/office/word/2010/wordprocessingShape" xmlns:wpg="http://schemas.microsoft.com/office/word/2010/wordprocessingGroup" xmlns:mc="http://schemas.openxmlformats.org/markup-compatibility/2006" xmlns:wp14="http://schemas.microsoft.com/office/word/2010/wordprocessingDrawing" xmlns:w14="http://schemas.microsoft.com/office/word/2010/wordml" xmlns:w15="http://schemas.microsoft.com/office/word/2012/wordml" mc:Ignorable="w14 wp14 w15">
+<w:hdr xmlns:o="urn:schemas-microsoft-com:office:office" xmlns:r="http://schemas.openxmlformats.org/officeDocument/2006/relationships" xmlns:v="urn:schemas-microsoft-com:vml" xmlns:w="http://schemas.openxmlformats.org/wordprocessingml/2006/main" xmlns:w10="urn:schemas-microsoft-com:office:word" xmlns:wp="http://schemas.openxmlformats.org/drawingml/2006/wordprocessingDrawing" xmlns:pic="http://schemas.openxmlformats.org/drawingml/2006/picture" xmlns:wps="http://schemas.microsoft.com/office/word/2010/wordprocessingShape" xmlns:wpg="http://schemas.microsoft.com/office/word/2010/wordprocessingGroup" xmlns:mc="http://schemas.openxmlformats.org/markup-compatibility/2006" xmlns:wp14="http://schemas.microsoft.com/office/word/2010/wordprocessingDrawing" xmlns:w14="http://schemas.microsoft.com/office/word/2010/wordml" xmlns:w15="http://schemas.microsoft.com/office/word/2012/wordml" mc:Ignorable="w14 wp14 w15">
   <w:p>
     <w:pPr>
       <w:pStyle w:val="Header"/>
@@ -5627,7 +5858,7 @@
 </file>
 
 <file path=word/header3.xml><?xml version="1.0" encoding="utf-8"?>
-<w:hdr xmlns:o="urn:schemas-microsoft-com:office:office" xmlns:r="http://schemas.openxmlformats.org/officeDocument/2006/relationships" xmlns:v="urn:schemas-microsoft-com:vml" xmlns:w="http://schemas.openxmlformats.org/wordprocessingml/2006/main" xmlns:w10="urn:schemas-microsoft-com:office:word" xmlns:wp="http://schemas.openxmlformats.org/drawingml/2006/wordprocessingDrawing" xmlns:wps="http://schemas.microsoft.com/office/word/2010/wordprocessingShape" xmlns:wpg="http://schemas.microsoft.com/office/word/2010/wordprocessingGroup" xmlns:mc="http://schemas.openxmlformats.org/markup-compatibility/2006" xmlns:wp14="http://schemas.microsoft.com/office/word/2010/wordprocessingDrawing" xmlns:w14="http://schemas.microsoft.com/office/word/2010/wordml" xmlns:w15="http://schemas.microsoft.com/office/word/2012/wordml" mc:Ignorable="w14 wp14 w15">
+<w:hdr xmlns:o="urn:schemas-microsoft-com:office:office" xmlns:r="http://schemas.openxmlformats.org/officeDocument/2006/relationships" xmlns:v="urn:schemas-microsoft-com:vml" xmlns:w="http://schemas.openxmlformats.org/wordprocessingml/2006/main" xmlns:w10="urn:schemas-microsoft-com:office:word" xmlns:wp="http://schemas.openxmlformats.org/drawingml/2006/wordprocessingDrawing" xmlns:pic="http://schemas.openxmlformats.org/drawingml/2006/picture" xmlns:wps="http://schemas.microsoft.com/office/word/2010/wordprocessingShape" xmlns:wpg="http://schemas.microsoft.com/office/word/2010/wordprocessingGroup" xmlns:mc="http://schemas.openxmlformats.org/markup-compatibility/2006" xmlns:wp14="http://schemas.microsoft.com/office/word/2010/wordprocessingDrawing" xmlns:w14="http://schemas.microsoft.com/office/word/2010/wordml" xmlns:w15="http://schemas.microsoft.com/office/word/2012/wordml" mc:Ignorable="w14 wp14 w15">
   <w:p>
     <w:pPr>
       <w:pStyle w:val="Header"/>
@@ -6646,7 +6877,7 @@
     </w:rPr>
   </w:style>
   <w:style w:type="paragraph" w:styleId="Heading1">
-    <w:name w:val="Heading 1"/>
+    <w:name w:val="heading 1"/>
     <w:basedOn w:val="Normal"/>
     <w:next w:val="BodyText"/>
     <w:uiPriority w:val="9"/>
@@ -6667,7 +6898,7 @@
     </w:rPr>
   </w:style>
   <w:style w:type="paragraph" w:styleId="Heading2">
-    <w:name w:val="Heading 2"/>
+    <w:name w:val="heading 2"/>
     <w:basedOn w:val="Normal"/>
     <w:next w:val="BodyText"/>
     <w:uiPriority w:val="9"/>
@@ -6689,7 +6920,7 @@
     </w:rPr>
   </w:style>
   <w:style w:type="paragraph" w:styleId="Heading3">
-    <w:name w:val="Heading 3"/>
+    <w:name w:val="heading 3"/>
     <w:basedOn w:val="Normal"/>
     <w:next w:val="BodyText"/>
     <w:uiPriority w:val="9"/>
@@ -6711,7 +6942,7 @@
     </w:rPr>
   </w:style>
   <w:style w:type="paragraph" w:styleId="Heading4">
-    <w:name w:val="Heading 4"/>
+    <w:name w:val="heading 4"/>
     <w:basedOn w:val="Normal"/>
     <w:next w:val="BodyText"/>
     <w:uiPriority w:val="9"/>
@@ -6734,7 +6965,7 @@
     </w:rPr>
   </w:style>
   <w:style w:type="paragraph" w:styleId="Heading5">
-    <w:name w:val="Heading 5"/>
+    <w:name w:val="heading 5"/>
     <w:basedOn w:val="Normal"/>
     <w:next w:val="BodyText"/>
     <w:uiPriority w:val="9"/>
@@ -6755,7 +6986,7 @@
     </w:rPr>
   </w:style>
   <w:style w:type="paragraph" w:styleId="Heading6">
-    <w:name w:val="Heading 6"/>
+    <w:name w:val="heading 6"/>
     <w:basedOn w:val="Normal"/>
     <w:next w:val="BodyText"/>
     <w:uiPriority w:val="9"/>
@@ -6775,7 +7006,7 @@
     </w:rPr>
   </w:style>
   <w:style w:type="paragraph" w:styleId="Heading7">
-    <w:name w:val="Heading 7"/>
+    <w:name w:val="heading 7"/>
     <w:basedOn w:val="Normal"/>
     <w:next w:val="BodyText"/>
     <w:uiPriority w:val="9"/>
@@ -6795,7 +7026,7 @@
     </w:rPr>
   </w:style>
   <w:style w:type="paragraph" w:styleId="Heading8">
-    <w:name w:val="Heading 8"/>
+    <w:name w:val="heading 8"/>
     <w:basedOn w:val="Normal"/>
     <w:next w:val="BodyText"/>
     <w:uiPriority w:val="9"/>
@@ -6815,7 +7046,7 @@
     </w:rPr>
   </w:style>
   <w:style w:type="paragraph" w:styleId="Heading9">
-    <w:name w:val="Heading 9"/>
+    <w:name w:val="heading 9"/>
     <w:basedOn w:val="Normal"/>
     <w:next w:val="BodyText"/>
     <w:uiPriority w:val="9"/>
@@ -6872,7 +7103,7 @@
     </w:rPr>
   </w:style>
   <w:style w:type="character" w:styleId="FootnoteReference">
-    <w:name w:val="Footnote Reference"/>
+    <w:name w:val="footnote reference"/>
     <w:rPr>
       <w:vertAlign w:val="superscript"/>
     </w:rPr>
@@ -7157,7 +7388,7 @@
       <w:spacing w:before="240" w:after="120"/>
     </w:pPr>
     <w:rPr>
-      <w:rFonts w:ascii="Liberation Sans" w:hAnsi="Liberation Sans" w:eastAsia="WenQuanYi Zen Hei" w:cs="FreeSans"/>
+      <w:rFonts w:ascii="Liberation Sans" w:hAnsi="Liberation Sans" w:eastAsia="DejaVu Sans" w:cs="DejaVu Sans"/>
       <w:sz w:val="28"/>
       <w:szCs w:val="28"/>
     </w:rPr>
@@ -7180,12 +7411,10 @@
     <w:name w:val="List"/>
     <w:basedOn w:val="BodyText"/>
     <w:pPr/>
-    <w:rPr>
-      <w:rFonts w:cs="FreeSans"/>
-    </w:rPr>
+    <w:rPr/>
   </w:style>
   <w:style w:type="paragraph" w:styleId="Caption">
-    <w:name w:val="Caption"/>
+    <w:name w:val="caption"/>
     <w:basedOn w:val="Normal"/>
     <w:link w:val="BodyTextChar"/>
     <w:qFormat/>
@@ -7203,9 +7432,7 @@
     <w:pPr>
       <w:suppressLineNumbers/>
     </w:pPr>
-    <w:rPr>
-      <w:rFonts w:cs="FreeSans"/>
-    </w:rPr>
+    <w:rPr/>
   </w:style>
   <w:style w:type="paragraph" w:styleId="FirstParagraph" w:customStyle="1">
     <w:name w:val="First Paragraph"/>
@@ -7376,13 +7603,34 @@
     </w:rPr>
   </w:style>
   <w:style w:type="paragraph" w:styleId="FootnoteText">
-    <w:name w:val="Footnote Text"/>
+    <w:name w:val="footnote text"/>
     <w:basedOn w:val="Normal"/>
     <w:uiPriority w:val="9"/>
     <w:unhideWhenUsed/>
     <w:qFormat/>
     <w:pPr/>
     <w:rPr/>
+  </w:style>
+  <w:style w:type="paragraph" w:styleId="FootnoteBlockText">
+    <w:name w:val="Footnote Block Text"/>
+    <w:uiPriority w:val="9"/>
+    <w:unhideWhenUsed/>
+    <w:qFormat/>
+    <w:pPr>
+      <w:widowControl/>
+      <w:bidi w:val="0"/>
+      <w:spacing w:before="100" w:after="100"/>
+      <w:ind w:hanging="0" w:left="480" w:right="480"/>
+      <w:jc w:val="left"/>
+    </w:pPr>
+    <w:rPr>
+      <w:rFonts w:ascii="Cambria" w:hAnsi="Cambria" w:eastAsia="Cambria" w:cs="" w:asciiTheme="minorHAnsi" w:cstheme="minorBidi" w:eastAsiaTheme="minorHAnsi" w:hAnsiTheme="minorHAnsi"/>
+      <w:color w:val="auto"/>
+      <w:kern w:val="0"/>
+      <w:sz w:val="24"/>
+      <w:szCs w:val="24"/>
+      <w:lang w:val="en-US" w:eastAsia="en-US" w:bidi="ar-SA"/>
+    </w:rPr>
   </w:style>
   <w:style w:type="paragraph" w:styleId="DefinitionTerm" w:customStyle="1">
     <w:name w:val="Definition Term"/>
@@ -7451,7 +7699,7 @@
     <w:rPr/>
   </w:style>
   <w:style w:type="paragraph" w:styleId="IndexHeading">
-    <w:name w:val="Index Heading"/>
+    <w:name w:val="index heading"/>
     <w:basedOn w:val="Heading"/>
     <w:pPr/>
     <w:rPr/>
@@ -7491,19 +7739,19 @@
     <w:rPr/>
   </w:style>
   <w:style w:type="paragraph" w:styleId="Header">
-    <w:name w:val="Header"/>
+    <w:name w:val="header"/>
     <w:basedOn w:val="HeaderandFooter"/>
     <w:pPr/>
     <w:rPr/>
   </w:style>
   <w:style w:type="paragraph" w:styleId="Footer">
-    <w:name w:val="Footer"/>
+    <w:name w:val="footer"/>
     <w:basedOn w:val="HeaderandFooter"/>
     <w:pPr/>
     <w:rPr/>
   </w:style>
   <w:style w:type="paragraph" w:styleId="TOC1">
-    <w:name w:val="TOC 1"/>
+    <w:name w:val="toc 1"/>
     <w:basedOn w:val="Index"/>
     <w:pPr>
       <w:tabs>
@@ -7516,7 +7764,7 @@
     <w:rPr/>
   </w:style>
   <w:style w:type="paragraph" w:styleId="TOC2">
-    <w:name w:val="TOC 2"/>
+    <w:name w:val="toc 2"/>
     <w:basedOn w:val="Index"/>
     <w:pPr>
       <w:tabs>
@@ -7529,7 +7777,7 @@
     <w:rPr/>
   </w:style>
   <w:style w:type="paragraph" w:styleId="TOC3">
-    <w:name w:val="TOC 3"/>
+    <w:name w:val="toc 3"/>
     <w:basedOn w:val="Index"/>
     <w:pPr>
       <w:tabs>
